--- a/pdfs/Vicari_CV.docx
+++ b/pdfs/Vicari_CV.docx
@@ -4,6 +4,7 @@
   <w:body>
     <w:p>
       <w:pPr>
+        <w:spacing w:line="216" w:lineRule="auto"/>
         <w:jc w:val="center"/>
         <w:rPr>
           <w:rFonts w:ascii="Bell MT" w:hAnsi="Bell MT"/>
@@ -22,6 +23,7 @@
     </w:p>
     <w:p>
       <w:pPr>
+        <w:spacing w:line="216" w:lineRule="auto"/>
         <w:jc w:val="center"/>
         <w:rPr>
           <w:rFonts w:ascii="Bell MT" w:hAnsi="Bell MT"/>
@@ -32,6 +34,7 @@
     </w:p>
     <w:p>
       <w:pPr>
+        <w:spacing w:line="216" w:lineRule="auto"/>
         <w:rPr>
           <w:rFonts w:ascii="Bell MT" w:hAnsi="Bell MT"/>
         </w:rPr>
@@ -108,6 +111,7 @@
     </w:p>
     <w:p>
       <w:pPr>
+        <w:spacing w:line="216" w:lineRule="auto"/>
         <w:rPr>
           <w:rFonts w:ascii="Bell MT" w:hAnsi="Bell MT"/>
         </w:rPr>
@@ -166,13 +170,15 @@
     </w:p>
     <w:p>
       <w:pPr>
-        <w:rPr>
-          <w:rFonts w:ascii="Bell MT" w:hAnsi="Bell MT"/>
-        </w:rPr>
-      </w:pPr>
-    </w:p>
-    <w:p>
-      <w:pPr>
+        <w:spacing w:line="216" w:lineRule="auto"/>
+        <w:rPr>
+          <w:rFonts w:ascii="Bell MT" w:hAnsi="Bell MT"/>
+        </w:rPr>
+      </w:pPr>
+    </w:p>
+    <w:p>
+      <w:pPr>
+        <w:spacing w:line="216" w:lineRule="auto"/>
         <w:rPr>
           <w:rFonts w:ascii="Bell MT" w:hAnsi="Bell MT"/>
           <w:b/>
@@ -190,6 +196,7 @@
     </w:p>
     <w:p>
       <w:pPr>
+        <w:spacing w:line="216" w:lineRule="auto"/>
         <w:ind w:left="2120" w:hanging="2120"/>
         <w:rPr>
           <w:rFonts w:ascii="Bell MT" w:hAnsi="Bell MT"/>
@@ -252,6 +259,7 @@
     </w:p>
     <w:p>
       <w:pPr>
+        <w:spacing w:line="216" w:lineRule="auto"/>
         <w:ind w:left="2120"/>
         <w:rPr>
           <w:rFonts w:ascii="Bell MT" w:hAnsi="Bell MT"/>
@@ -266,13 +274,15 @@
     </w:p>
     <w:p>
       <w:pPr>
-        <w:rPr>
-          <w:rFonts w:ascii="Bell MT" w:hAnsi="Bell MT"/>
-        </w:rPr>
-      </w:pPr>
-    </w:p>
-    <w:p>
-      <w:pPr>
+        <w:spacing w:line="216" w:lineRule="auto"/>
+        <w:rPr>
+          <w:rFonts w:ascii="Bell MT" w:hAnsi="Bell MT"/>
+        </w:rPr>
+      </w:pPr>
+    </w:p>
+    <w:p>
+      <w:pPr>
+        <w:spacing w:line="216" w:lineRule="auto"/>
         <w:rPr>
           <w:rFonts w:ascii="Bell MT" w:hAnsi="Bell MT"/>
           <w:b/>
@@ -290,6 +300,7 @@
     </w:p>
     <w:p>
       <w:pPr>
+        <w:spacing w:line="216" w:lineRule="auto"/>
         <w:rPr>
           <w:rFonts w:ascii="Bell MT" w:hAnsi="Bell MT"/>
         </w:rPr>
@@ -371,6 +382,7 @@
     </w:p>
     <w:p>
       <w:pPr>
+        <w:spacing w:line="216" w:lineRule="auto"/>
         <w:ind w:left="1418" w:hanging="1418"/>
         <w:rPr>
           <w:rFonts w:ascii="Bell MT" w:hAnsi="Bell MT"/>
@@ -421,6 +433,7 @@
     </w:p>
     <w:p>
       <w:pPr>
+        <w:spacing w:line="216" w:lineRule="auto"/>
         <w:ind w:left="1418" w:firstLine="706"/>
         <w:rPr>
           <w:rFonts w:ascii="Bell MT" w:hAnsi="Bell MT"/>
@@ -435,6 +448,7 @@
     </w:p>
     <w:p>
       <w:pPr>
+        <w:spacing w:line="216" w:lineRule="auto"/>
         <w:ind w:left="2120" w:hanging="2120"/>
         <w:rPr>
           <w:rFonts w:ascii="Bell MT" w:hAnsi="Bell MT"/>
@@ -479,13 +493,15 @@
     </w:p>
     <w:p>
       <w:pPr>
-        <w:rPr>
-          <w:rFonts w:ascii="Bell MT" w:hAnsi="Bell MT"/>
-        </w:rPr>
-      </w:pPr>
-    </w:p>
-    <w:p>
-      <w:pPr>
+        <w:spacing w:line="216" w:lineRule="auto"/>
+        <w:rPr>
+          <w:rFonts w:ascii="Bell MT" w:hAnsi="Bell MT"/>
+        </w:rPr>
+      </w:pPr>
+    </w:p>
+    <w:p>
+      <w:pPr>
+        <w:spacing w:line="216" w:lineRule="auto"/>
         <w:rPr>
           <w:rFonts w:ascii="Bell MT" w:hAnsi="Bell MT"/>
           <w:b/>
@@ -511,6 +527,7 @@
     </w:p>
     <w:p>
       <w:pPr>
+        <w:spacing w:line="216" w:lineRule="auto"/>
         <w:rPr>
           <w:rFonts w:ascii="Bell MT" w:hAnsi="Bell MT"/>
         </w:rPr>
@@ -593,6 +610,7 @@
     </w:p>
     <w:p>
       <w:pPr>
+        <w:spacing w:line="216" w:lineRule="auto"/>
         <w:ind w:left="2120" w:hanging="2120"/>
         <w:rPr>
           <w:rFonts w:ascii="Bell MT" w:hAnsi="Bell MT"/>
@@ -704,6 +722,7 @@
     </w:p>
     <w:p>
       <w:pPr>
+        <w:spacing w:line="216" w:lineRule="auto"/>
         <w:rPr>
           <w:rFonts w:ascii="Bell MT" w:hAnsi="Bell MT"/>
           <w:b/>
@@ -713,6 +732,7 @@
     </w:p>
     <w:p>
       <w:pPr>
+        <w:spacing w:line="216" w:lineRule="auto"/>
         <w:rPr>
           <w:rFonts w:ascii="Bell MT" w:hAnsi="Bell MT"/>
           <w:b/>
@@ -730,6 +750,7 @@
     </w:p>
     <w:p>
       <w:pPr>
+        <w:spacing w:line="216" w:lineRule="auto"/>
         <w:rPr>
           <w:rFonts w:ascii="Bell MT" w:hAnsi="Bell MT"/>
         </w:rPr>
@@ -782,6 +803,7 @@
     </w:p>
     <w:p>
       <w:pPr>
+        <w:spacing w:line="216" w:lineRule="auto"/>
         <w:rPr>
           <w:rFonts w:ascii="Bell MT" w:hAnsi="Bell MT"/>
         </w:rPr>
@@ -795,6 +817,7 @@
     </w:p>
     <w:p>
       <w:pPr>
+        <w:spacing w:line="216" w:lineRule="auto"/>
         <w:rPr>
           <w:rFonts w:ascii="Bell MT" w:hAnsi="Bell MT"/>
         </w:rPr>
@@ -808,6 +831,7 @@
     </w:p>
     <w:p>
       <w:pPr>
+        <w:spacing w:line="216" w:lineRule="auto"/>
         <w:rPr>
           <w:rFonts w:ascii="Bell MT" w:hAnsi="Bell MT"/>
         </w:rPr>
@@ -824,6 +848,7 @@
     </w:p>
     <w:p>
       <w:pPr>
+        <w:spacing w:line="216" w:lineRule="auto"/>
         <w:rPr>
           <w:rFonts w:ascii="Bell MT" w:hAnsi="Bell MT"/>
         </w:rPr>
@@ -837,6 +862,7 @@
     </w:p>
     <w:p>
       <w:pPr>
+        <w:spacing w:line="216" w:lineRule="auto"/>
         <w:rPr>
           <w:rFonts w:ascii="Bell MT" w:hAnsi="Bell MT"/>
         </w:rPr>
@@ -874,13 +900,15 @@
     </w:p>
     <w:p>
       <w:pPr>
-        <w:rPr>
-          <w:rFonts w:ascii="Bell MT" w:hAnsi="Bell MT"/>
-        </w:rPr>
-      </w:pPr>
-    </w:p>
-    <w:p>
-      <w:pPr>
+        <w:spacing w:line="216" w:lineRule="auto"/>
+        <w:rPr>
+          <w:rFonts w:ascii="Bell MT" w:hAnsi="Bell MT"/>
+        </w:rPr>
+      </w:pPr>
+    </w:p>
+    <w:p>
+      <w:pPr>
+        <w:spacing w:line="216" w:lineRule="auto"/>
         <w:rPr>
           <w:rFonts w:ascii="Bell MT" w:hAnsi="Bell MT"/>
           <w:b/>
@@ -898,6 +926,7 @@
     </w:p>
     <w:p>
       <w:pPr>
+        <w:spacing w:line="216" w:lineRule="auto"/>
         <w:rPr>
           <w:rFonts w:ascii="Bell MT" w:hAnsi="Bell MT"/>
         </w:rPr>
@@ -1365,13 +1394,15 @@
     </w:p>
     <w:p>
       <w:pPr>
-        <w:rPr>
-          <w:rFonts w:ascii="Bell MT" w:hAnsi="Bell MT"/>
-        </w:rPr>
-      </w:pPr>
-    </w:p>
-    <w:p>
-      <w:pPr>
+        <w:spacing w:line="216" w:lineRule="auto"/>
+        <w:rPr>
+          <w:rFonts w:ascii="Bell MT" w:hAnsi="Bell MT"/>
+        </w:rPr>
+      </w:pPr>
+    </w:p>
+    <w:p>
+      <w:pPr>
+        <w:spacing w:line="216" w:lineRule="auto"/>
         <w:rPr>
           <w:rFonts w:ascii="Bell MT" w:hAnsi="Bell MT"/>
           <w:b/>
@@ -1389,6 +1420,7 @@
     </w:p>
     <w:p>
       <w:pPr>
+        <w:spacing w:line="216" w:lineRule="auto"/>
         <w:rPr>
           <w:rFonts w:ascii="Bell MT" w:hAnsi="Bell MT"/>
           <w:i/>
@@ -1414,10 +1446,17 @@
     </w:p>
     <w:p>
       <w:pPr>
-        <w:rPr>
-          <w:rFonts w:ascii="Bell MT" w:hAnsi="Bell MT"/>
-        </w:rPr>
-      </w:pPr>
+        <w:spacing w:line="216" w:lineRule="auto"/>
+        <w:rPr>
+          <w:rFonts w:ascii="Bell MT" w:hAnsi="Bell MT"/>
+        </w:rPr>
+      </w:pPr>
+      <w:r>
+        <w:rPr>
+          <w:rFonts w:ascii="Bell MT" w:hAnsi="Bell MT"/>
+        </w:rPr>
+        <w:t xml:space="preserve">   </w:t>
+      </w:r>
       <w:r>
         <w:rPr>
           <w:rFonts w:ascii="Bell MT" w:hAnsi="Bell MT"/>
@@ -1427,6 +1466,7 @@
     </w:p>
     <w:p>
       <w:pPr>
+        <w:spacing w:line="216" w:lineRule="auto"/>
         <w:rPr>
           <w:rFonts w:ascii="Bell MT" w:hAnsi="Bell MT"/>
           <w:i/>
@@ -1460,10 +1500,17 @@
     </w:p>
     <w:p>
       <w:pPr>
-        <w:rPr>
-          <w:rFonts w:ascii="Bell MT" w:hAnsi="Bell MT"/>
-        </w:rPr>
-      </w:pPr>
+        <w:spacing w:line="216" w:lineRule="auto"/>
+        <w:rPr>
+          <w:rFonts w:ascii="Bell MT" w:hAnsi="Bell MT"/>
+        </w:rPr>
+      </w:pPr>
+      <w:r>
+        <w:rPr>
+          <w:rFonts w:ascii="Bell MT" w:hAnsi="Bell MT"/>
+        </w:rPr>
+        <w:t xml:space="preserve">   </w:t>
+      </w:r>
       <w:r>
         <w:rPr>
           <w:rFonts w:ascii="Bell MT" w:hAnsi="Bell MT"/>
@@ -1487,10 +1534,17 @@
     </w:p>
     <w:p>
       <w:pPr>
-        <w:rPr>
-          <w:rFonts w:ascii="Bell MT" w:hAnsi="Bell MT"/>
-        </w:rPr>
-      </w:pPr>
+        <w:spacing w:line="216" w:lineRule="auto"/>
+        <w:rPr>
+          <w:rFonts w:ascii="Bell MT" w:hAnsi="Bell MT"/>
+        </w:rPr>
+      </w:pPr>
+      <w:r>
+        <w:rPr>
+          <w:rFonts w:ascii="Bell MT" w:hAnsi="Bell MT"/>
+        </w:rPr>
+        <w:t xml:space="preserve">   </w:t>
+      </w:r>
       <w:r>
         <w:rPr>
           <w:rFonts w:ascii="Bell MT" w:hAnsi="Bell MT"/>
@@ -1514,10 +1568,17 @@
     </w:p>
     <w:p>
       <w:pPr>
-        <w:rPr>
-          <w:rFonts w:ascii="Bell MT" w:hAnsi="Bell MT"/>
-        </w:rPr>
-      </w:pPr>
+        <w:spacing w:line="216" w:lineRule="auto"/>
+        <w:rPr>
+          <w:rFonts w:ascii="Bell MT" w:hAnsi="Bell MT"/>
+        </w:rPr>
+      </w:pPr>
+      <w:r>
+        <w:rPr>
+          <w:rFonts w:ascii="Bell MT" w:hAnsi="Bell MT"/>
+        </w:rPr>
+        <w:t xml:space="preserve">   </w:t>
+      </w:r>
       <w:r>
         <w:rPr>
           <w:rFonts w:ascii="Bell MT" w:hAnsi="Bell MT"/>
@@ -1527,10 +1588,17 @@
     </w:p>
     <w:p>
       <w:pPr>
-        <w:rPr>
-          <w:rFonts w:ascii="Bell MT" w:hAnsi="Bell MT"/>
-        </w:rPr>
-      </w:pPr>
+        <w:spacing w:line="216" w:lineRule="auto"/>
+        <w:rPr>
+          <w:rFonts w:ascii="Bell MT" w:hAnsi="Bell MT"/>
+        </w:rPr>
+      </w:pPr>
+      <w:r>
+        <w:rPr>
+          <w:rFonts w:ascii="Bell MT" w:hAnsi="Bell MT"/>
+        </w:rPr>
+        <w:t xml:space="preserve">   </w:t>
+      </w:r>
       <w:r>
         <w:rPr>
           <w:rFonts w:ascii="Bell MT" w:hAnsi="Bell MT"/>
@@ -1540,6 +1608,7 @@
     </w:p>
     <w:p>
       <w:pPr>
+        <w:spacing w:line="216" w:lineRule="auto"/>
         <w:rPr>
           <w:rFonts w:ascii="Bell MT" w:hAnsi="Bell MT"/>
           <w:b/>
@@ -1549,6 +1618,7 @@
     </w:p>
     <w:p>
       <w:pPr>
+        <w:spacing w:line="216" w:lineRule="auto"/>
         <w:rPr>
           <w:rFonts w:ascii="Bell MT" w:hAnsi="Bell MT"/>
           <w:b/>
@@ -1566,6 +1636,7 @@
     </w:p>
     <w:p>
       <w:pPr>
+        <w:spacing w:line="216" w:lineRule="auto"/>
         <w:rPr>
           <w:rFonts w:ascii="Bell MT" w:hAnsi="Bell MT"/>
         </w:rPr>
@@ -1635,13 +1706,15 @@
     </w:p>
     <w:p>
       <w:pPr>
-        <w:rPr>
-          <w:rFonts w:ascii="Bell MT" w:hAnsi="Bell MT"/>
-        </w:rPr>
-      </w:pPr>
-    </w:p>
-    <w:p>
-      <w:pPr>
+        <w:spacing w:line="216" w:lineRule="auto"/>
+        <w:rPr>
+          <w:rFonts w:ascii="Bell MT" w:hAnsi="Bell MT"/>
+        </w:rPr>
+      </w:pPr>
+    </w:p>
+    <w:p>
+      <w:pPr>
+        <w:spacing w:line="216" w:lineRule="auto"/>
         <w:rPr>
           <w:rFonts w:ascii="Bell MT" w:hAnsi="Bell MT"/>
           <w:b/>
@@ -1659,6 +1732,7 @@
     </w:p>
     <w:p>
       <w:pPr>
+        <w:spacing w:line="216" w:lineRule="auto"/>
         <w:rPr>
           <w:rFonts w:ascii="Bell MT" w:hAnsi="Bell MT"/>
         </w:rPr>
@@ -1672,6 +1746,21 @@
     </w:p>
     <w:p>
       <w:pPr>
+        <w:spacing w:line="216" w:lineRule="auto"/>
+        <w:rPr>
+          <w:rFonts w:ascii="Bell MT" w:hAnsi="Bell MT"/>
+        </w:rPr>
+      </w:pPr>
+      <w:r>
+        <w:rPr>
+          <w:rFonts w:ascii="Bell MT" w:hAnsi="Bell MT"/>
+        </w:rPr>
+        <w:t>LSE Government Seminar Grant 2022</w:t>
+      </w:r>
+    </w:p>
+    <w:p>
+      <w:pPr>
+        <w:spacing w:line="216" w:lineRule="auto"/>
         <w:rPr>
           <w:rFonts w:ascii="Bell MT" w:hAnsi="Bell MT"/>
         </w:rPr>
@@ -1685,7 +1774,7 @@
     </w:p>
     <w:sectPr>
       <w:pgSz w:w="11906" w:h="16838"/>
-      <w:pgMar w:top="619" w:right="849" w:bottom="1166" w:left="850" w:header="708" w:footer="708" w:gutter="0"/>
+      <w:pgMar w:top="1039" w:right="849" w:bottom="510" w:left="850" w:header="708" w:footer="708" w:gutter="0"/>
       <w:cols w:space="708"/>
       <w:docGrid w:linePitch="360"/>
     </w:sectPr>

--- a/pdfs/Vicari_CV.docx
+++ b/pdfs/Vicari_CV.docx
@@ -347,19 +347,11 @@
         </w:rPr>
         <w:tab/>
       </w:r>
-      <w:proofErr w:type="spellStart"/>
-      <w:r>
-        <w:rPr>
-          <w:rFonts w:ascii="Bell MT" w:hAnsi="Bell MT"/>
-        </w:rPr>
-        <w:t>MRes</w:t>
-      </w:r>
-      <w:proofErr w:type="spellEnd"/>
-      <w:r>
-        <w:rPr>
-          <w:rFonts w:ascii="Bell MT" w:hAnsi="Bell MT"/>
-        </w:rPr>
-        <w:t xml:space="preserve"> in Political Science</w:t>
+      <w:r>
+        <w:rPr>
+          <w:rFonts w:ascii="Bell MT" w:hAnsi="Bell MT"/>
+        </w:rPr>
+        <w:t>MRes in Political Science</w:t>
       </w:r>
       <w:r>
         <w:rPr>
@@ -591,21 +583,7 @@
           <w:rFonts w:ascii="Bell MT" w:hAnsi="Bell MT"/>
         </w:rPr>
         <w:tab/>
-        <w:t xml:space="preserve">Visiting PhD Student, New York University (sponsor: Arturas </w:t>
-      </w:r>
-      <w:proofErr w:type="spellStart"/>
-      <w:r>
-        <w:rPr>
-          <w:rFonts w:ascii="Bell MT" w:hAnsi="Bell MT"/>
-        </w:rPr>
-        <w:t>Rozenas</w:t>
-      </w:r>
-      <w:proofErr w:type="spellEnd"/>
-      <w:r>
-        <w:rPr>
-          <w:rFonts w:ascii="Bell MT" w:hAnsi="Bell MT"/>
-        </w:rPr>
-        <w:t>)</w:t>
+        <w:t>Visiting PhD Student, New York University (sponsor: Arturas Rozenas)</w:t>
       </w:r>
     </w:p>
     <w:p>
@@ -943,21 +921,7 @@
         <w:rPr>
           <w:rFonts w:ascii="Bell MT" w:hAnsi="Bell MT"/>
         </w:rPr>
-        <w:t xml:space="preserve">: Behavioural Political Economy Workshop (discussant); </w:t>
-      </w:r>
-      <w:proofErr w:type="spellStart"/>
-      <w:r>
-        <w:rPr>
-          <w:rFonts w:ascii="Bell MT" w:hAnsi="Bell MT"/>
-        </w:rPr>
-        <w:t>Pgr</w:t>
-      </w:r>
-      <w:proofErr w:type="spellEnd"/>
-      <w:r>
-        <w:rPr>
-          <w:rFonts w:ascii="Bell MT" w:hAnsi="Bell MT"/>
-        </w:rPr>
-        <w:t xml:space="preserve"> SPE Seminar, KCL.</w:t>
+        <w:t>: Behavioural Political Economy Workshop (discussant); Pgr SPE Seminar, KCL.</w:t>
       </w:r>
       <w:r>
         <w:rPr>
@@ -1197,21 +1161,7 @@
         <w:rPr>
           <w:rFonts w:ascii="Bell MT" w:hAnsi="Bell MT"/>
         </w:rPr>
-        <w:t xml:space="preserve"> PhD Conference in Economics, Tor </w:t>
-      </w:r>
-      <w:proofErr w:type="spellStart"/>
-      <w:r>
-        <w:rPr>
-          <w:rFonts w:ascii="Bell MT" w:hAnsi="Bell MT"/>
-        </w:rPr>
-        <w:t>Vergata</w:t>
-      </w:r>
-      <w:proofErr w:type="spellEnd"/>
-      <w:r>
-        <w:rPr>
-          <w:rFonts w:ascii="Bell MT" w:hAnsi="Bell MT"/>
-        </w:rPr>
-        <w:t xml:space="preserve"> University. </w:t>
+        <w:t xml:space="preserve"> PhD Conference in Economics, Tor Vergata University. </w:t>
       </w:r>
       <w:r>
         <w:rPr>
@@ -1237,21 +1187,7 @@
         <w:rPr>
           <w:rFonts w:ascii="Bell MT" w:hAnsi="Bell MT"/>
         </w:rPr>
-        <w:t xml:space="preserve">LSE Government </w:t>
-      </w:r>
-      <w:proofErr w:type="spellStart"/>
-      <w:r>
-        <w:rPr>
-          <w:rFonts w:ascii="Bell MT" w:hAnsi="Bell MT"/>
-        </w:rPr>
-        <w:t>WiP</w:t>
-      </w:r>
-      <w:proofErr w:type="spellEnd"/>
-      <w:r>
-        <w:rPr>
-          <w:rFonts w:ascii="Bell MT" w:hAnsi="Bell MT"/>
-        </w:rPr>
-        <w:t xml:space="preserve"> Seminar</w:t>
+        <w:t>LSE Government WiP Seminar</w:t>
       </w:r>
       <w:r>
         <w:rPr>
@@ -1311,21 +1247,7 @@
         <w:rPr>
           <w:rFonts w:ascii="Bell MT" w:hAnsi="Bell MT"/>
         </w:rPr>
-        <w:t xml:space="preserve"> LSE PSPE </w:t>
-      </w:r>
-      <w:proofErr w:type="spellStart"/>
-      <w:r>
-        <w:rPr>
-          <w:rFonts w:ascii="Bell MT" w:hAnsi="Bell MT"/>
-        </w:rPr>
-        <w:t>WiP</w:t>
-      </w:r>
-      <w:proofErr w:type="spellEnd"/>
-      <w:r>
-        <w:rPr>
-          <w:rFonts w:ascii="Bell MT" w:hAnsi="Bell MT"/>
-        </w:rPr>
-        <w:t xml:space="preserve"> Seminar</w:t>
+        <w:t xml:space="preserve"> LSE PSPE WiP Seminar</w:t>
       </w:r>
       <w:r>
         <w:rPr>
@@ -1369,21 +1291,7 @@
         <w:rPr>
           <w:rFonts w:ascii="Bell MT" w:hAnsi="Bell MT"/>
         </w:rPr>
-        <w:t xml:space="preserve"> LSE Government </w:t>
-      </w:r>
-      <w:proofErr w:type="spellStart"/>
-      <w:r>
-        <w:rPr>
-          <w:rFonts w:ascii="Bell MT" w:hAnsi="Bell MT"/>
-        </w:rPr>
-        <w:t>WiP</w:t>
-      </w:r>
-      <w:proofErr w:type="spellEnd"/>
-      <w:r>
-        <w:rPr>
-          <w:rFonts w:ascii="Bell MT" w:hAnsi="Bell MT"/>
-        </w:rPr>
-        <w:t xml:space="preserve"> Seminar</w:t>
+        <w:t xml:space="preserve"> LSE Government WiP Seminar</w:t>
       </w:r>
       <w:r>
         <w:rPr>
@@ -1515,21 +1423,7 @@
         <w:rPr>
           <w:rFonts w:ascii="Bell MT" w:hAnsi="Bell MT"/>
         </w:rPr>
-        <w:t xml:space="preserve">GV101 Introduction to Political Science (Prof </w:t>
-      </w:r>
-      <w:proofErr w:type="spellStart"/>
-      <w:r>
-        <w:rPr>
-          <w:rFonts w:ascii="Bell MT" w:hAnsi="Bell MT"/>
-        </w:rPr>
-        <w:t>Wolton</w:t>
-      </w:r>
-      <w:proofErr w:type="spellEnd"/>
-      <w:r>
-        <w:rPr>
-          <w:rFonts w:ascii="Bell MT" w:hAnsi="Bell MT"/>
-        </w:rPr>
-        <w:t xml:space="preserve">) </w:t>
+        <w:t xml:space="preserve">GV101 Introduction to Political Science (Prof Wolton) </w:t>
       </w:r>
     </w:p>
     <w:p>
@@ -1549,21 +1443,7 @@
         <w:rPr>
           <w:rFonts w:ascii="Bell MT" w:hAnsi="Bell MT"/>
         </w:rPr>
-        <w:t xml:space="preserve">EC260 Political Economy of Public Policy (Prof Dewan, Prof </w:t>
-      </w:r>
-      <w:proofErr w:type="spellStart"/>
-      <w:r>
-        <w:rPr>
-          <w:rFonts w:ascii="Bell MT" w:hAnsi="Bell MT"/>
-        </w:rPr>
-        <w:t>Larcinese</w:t>
-      </w:r>
-      <w:proofErr w:type="spellEnd"/>
-      <w:r>
-        <w:rPr>
-          <w:rFonts w:ascii="Bell MT" w:hAnsi="Bell MT"/>
-        </w:rPr>
-        <w:t xml:space="preserve">) </w:t>
+        <w:t xml:space="preserve">EC260 Political Economy of Public Policy (Prof Dewan, Prof Larcinese) </w:t>
       </w:r>
     </w:p>
     <w:p>
@@ -1645,21 +1525,7 @@
         <w:rPr>
           <w:rFonts w:ascii="Bell MT" w:hAnsi="Bell MT"/>
         </w:rPr>
-        <w:t xml:space="preserve">PSPE </w:t>
-      </w:r>
-      <w:proofErr w:type="spellStart"/>
-      <w:r>
-        <w:rPr>
-          <w:rFonts w:ascii="Bell MT" w:hAnsi="Bell MT"/>
-        </w:rPr>
-        <w:t>WiP</w:t>
-      </w:r>
-      <w:proofErr w:type="spellEnd"/>
-      <w:r>
-        <w:rPr>
-          <w:rFonts w:ascii="Bell MT" w:hAnsi="Bell MT"/>
-        </w:rPr>
-        <w:t xml:space="preserve"> Seminar Series (lead organiser, 2 years, weekly)</w:t>
+        <w:t>PSPE WiP Seminar Series (lead organiser, 2 years, weekly)</w:t>
       </w:r>
       <w:r>
         <w:rPr>
@@ -1727,7 +1593,7 @@
           <w:b/>
           <w:bCs/>
         </w:rPr>
-        <w:t>AWARDS AND GRANTS</w:t>
+        <w:t>GRANTS</w:t>
       </w:r>
     </w:p>
     <w:p>

--- a/pdfs/Vicari_CV.docx
+++ b/pdfs/Vicari_CV.docx
@@ -347,11 +347,19 @@
         </w:rPr>
         <w:tab/>
       </w:r>
-      <w:r>
-        <w:rPr>
-          <w:rFonts w:ascii="Bell MT" w:hAnsi="Bell MT"/>
-        </w:rPr>
-        <w:t>MRes in Political Science</w:t>
+      <w:proofErr w:type="spellStart"/>
+      <w:r>
+        <w:rPr>
+          <w:rFonts w:ascii="Bell MT" w:hAnsi="Bell MT"/>
+        </w:rPr>
+        <w:t>MRes</w:t>
+      </w:r>
+      <w:proofErr w:type="spellEnd"/>
+      <w:r>
+        <w:rPr>
+          <w:rFonts w:ascii="Bell MT" w:hAnsi="Bell MT"/>
+        </w:rPr>
+        <w:t xml:space="preserve"> in Political Science</w:t>
       </w:r>
       <w:r>
         <w:rPr>
@@ -583,7 +591,21 @@
           <w:rFonts w:ascii="Bell MT" w:hAnsi="Bell MT"/>
         </w:rPr>
         <w:tab/>
-        <w:t>Visiting PhD Student, New York University (sponsor: Arturas Rozenas)</w:t>
+        <w:t xml:space="preserve">Visiting PhD Student, New York University (sponsor: Arturas </w:t>
+      </w:r>
+      <w:proofErr w:type="spellStart"/>
+      <w:r>
+        <w:rPr>
+          <w:rFonts w:ascii="Bell MT" w:hAnsi="Bell MT"/>
+        </w:rPr>
+        <w:t>Rozenas</w:t>
+      </w:r>
+      <w:proofErr w:type="spellEnd"/>
+      <w:r>
+        <w:rPr>
+          <w:rFonts w:ascii="Bell MT" w:hAnsi="Bell MT"/>
+        </w:rPr>
+        <w:t>)</w:t>
       </w:r>
     </w:p>
     <w:p>
@@ -921,7 +943,21 @@
         <w:rPr>
           <w:rFonts w:ascii="Bell MT" w:hAnsi="Bell MT"/>
         </w:rPr>
-        <w:t>: Behavioural Political Economy Workshop (discussant); Pgr SPE Seminar, KCL.</w:t>
+        <w:t xml:space="preserve">: Behavioural Political Economy Workshop (discussant); </w:t>
+      </w:r>
+      <w:proofErr w:type="spellStart"/>
+      <w:r>
+        <w:rPr>
+          <w:rFonts w:ascii="Bell MT" w:hAnsi="Bell MT"/>
+        </w:rPr>
+        <w:t>Pgr</w:t>
+      </w:r>
+      <w:proofErr w:type="spellEnd"/>
+      <w:r>
+        <w:rPr>
+          <w:rFonts w:ascii="Bell MT" w:hAnsi="Bell MT"/>
+        </w:rPr>
+        <w:t xml:space="preserve"> SPE Seminar, KCL.</w:t>
       </w:r>
       <w:r>
         <w:rPr>
@@ -1161,7 +1197,21 @@
         <w:rPr>
           <w:rFonts w:ascii="Bell MT" w:hAnsi="Bell MT"/>
         </w:rPr>
-        <w:t xml:space="preserve"> PhD Conference in Economics, Tor Vergata University. </w:t>
+        <w:t xml:space="preserve"> PhD Conference in Economics, Tor </w:t>
+      </w:r>
+      <w:proofErr w:type="spellStart"/>
+      <w:r>
+        <w:rPr>
+          <w:rFonts w:ascii="Bell MT" w:hAnsi="Bell MT"/>
+        </w:rPr>
+        <w:t>Vergata</w:t>
+      </w:r>
+      <w:proofErr w:type="spellEnd"/>
+      <w:r>
+        <w:rPr>
+          <w:rFonts w:ascii="Bell MT" w:hAnsi="Bell MT"/>
+        </w:rPr>
+        <w:t xml:space="preserve"> University. </w:t>
       </w:r>
       <w:r>
         <w:rPr>
@@ -1187,7 +1237,21 @@
         <w:rPr>
           <w:rFonts w:ascii="Bell MT" w:hAnsi="Bell MT"/>
         </w:rPr>
-        <w:t>LSE Government WiP Seminar</w:t>
+        <w:t xml:space="preserve">LSE Government </w:t>
+      </w:r>
+      <w:proofErr w:type="spellStart"/>
+      <w:r>
+        <w:rPr>
+          <w:rFonts w:ascii="Bell MT" w:hAnsi="Bell MT"/>
+        </w:rPr>
+        <w:t>WiP</w:t>
+      </w:r>
+      <w:proofErr w:type="spellEnd"/>
+      <w:r>
+        <w:rPr>
+          <w:rFonts w:ascii="Bell MT" w:hAnsi="Bell MT"/>
+        </w:rPr>
+        <w:t xml:space="preserve"> Seminar</w:t>
       </w:r>
       <w:r>
         <w:rPr>
@@ -1247,7 +1311,21 @@
         <w:rPr>
           <w:rFonts w:ascii="Bell MT" w:hAnsi="Bell MT"/>
         </w:rPr>
-        <w:t xml:space="preserve"> LSE PSPE WiP Seminar</w:t>
+        <w:t xml:space="preserve"> LSE PSPE </w:t>
+      </w:r>
+      <w:proofErr w:type="spellStart"/>
+      <w:r>
+        <w:rPr>
+          <w:rFonts w:ascii="Bell MT" w:hAnsi="Bell MT"/>
+        </w:rPr>
+        <w:t>WiP</w:t>
+      </w:r>
+      <w:proofErr w:type="spellEnd"/>
+      <w:r>
+        <w:rPr>
+          <w:rFonts w:ascii="Bell MT" w:hAnsi="Bell MT"/>
+        </w:rPr>
+        <w:t xml:space="preserve"> Seminar</w:t>
       </w:r>
       <w:r>
         <w:rPr>
@@ -1291,7 +1369,21 @@
         <w:rPr>
           <w:rFonts w:ascii="Bell MT" w:hAnsi="Bell MT"/>
         </w:rPr>
-        <w:t xml:space="preserve"> LSE Government WiP Seminar</w:t>
+        <w:t xml:space="preserve"> LSE Government </w:t>
+      </w:r>
+      <w:proofErr w:type="spellStart"/>
+      <w:r>
+        <w:rPr>
+          <w:rFonts w:ascii="Bell MT" w:hAnsi="Bell MT"/>
+        </w:rPr>
+        <w:t>WiP</w:t>
+      </w:r>
+      <w:proofErr w:type="spellEnd"/>
+      <w:r>
+        <w:rPr>
+          <w:rFonts w:ascii="Bell MT" w:hAnsi="Bell MT"/>
+        </w:rPr>
+        <w:t xml:space="preserve"> Seminar</w:t>
       </w:r>
       <w:r>
         <w:rPr>
@@ -1423,7 +1515,21 @@
         <w:rPr>
           <w:rFonts w:ascii="Bell MT" w:hAnsi="Bell MT"/>
         </w:rPr>
-        <w:t xml:space="preserve">GV101 Introduction to Political Science (Prof Wolton) </w:t>
+        <w:t xml:space="preserve">GV101 Introduction to Political Science (Prof </w:t>
+      </w:r>
+      <w:proofErr w:type="spellStart"/>
+      <w:r>
+        <w:rPr>
+          <w:rFonts w:ascii="Bell MT" w:hAnsi="Bell MT"/>
+        </w:rPr>
+        <w:t>Wolton</w:t>
+      </w:r>
+      <w:proofErr w:type="spellEnd"/>
+      <w:r>
+        <w:rPr>
+          <w:rFonts w:ascii="Bell MT" w:hAnsi="Bell MT"/>
+        </w:rPr>
+        <w:t xml:space="preserve">) </w:t>
       </w:r>
     </w:p>
     <w:p>
@@ -1443,7 +1549,21 @@
         <w:rPr>
           <w:rFonts w:ascii="Bell MT" w:hAnsi="Bell MT"/>
         </w:rPr>
-        <w:t xml:space="preserve">EC260 Political Economy of Public Policy (Prof Dewan, Prof Larcinese) </w:t>
+        <w:t xml:space="preserve">EC260 Political Economy of Public Policy (Prof Dewan, Prof </w:t>
+      </w:r>
+      <w:proofErr w:type="spellStart"/>
+      <w:r>
+        <w:rPr>
+          <w:rFonts w:ascii="Bell MT" w:hAnsi="Bell MT"/>
+        </w:rPr>
+        <w:t>Larcinese</w:t>
+      </w:r>
+      <w:proofErr w:type="spellEnd"/>
+      <w:r>
+        <w:rPr>
+          <w:rFonts w:ascii="Bell MT" w:hAnsi="Bell MT"/>
+        </w:rPr>
+        <w:t xml:space="preserve">) </w:t>
       </w:r>
     </w:p>
     <w:p>
@@ -1525,7 +1645,21 @@
         <w:rPr>
           <w:rFonts w:ascii="Bell MT" w:hAnsi="Bell MT"/>
         </w:rPr>
-        <w:t>PSPE WiP Seminar Series (lead organiser, 2 years, weekly)</w:t>
+        <w:t xml:space="preserve">PSPE </w:t>
+      </w:r>
+      <w:proofErr w:type="spellStart"/>
+      <w:r>
+        <w:rPr>
+          <w:rFonts w:ascii="Bell MT" w:hAnsi="Bell MT"/>
+        </w:rPr>
+        <w:t>WiP</w:t>
+      </w:r>
+      <w:proofErr w:type="spellEnd"/>
+      <w:r>
+        <w:rPr>
+          <w:rFonts w:ascii="Bell MT" w:hAnsi="Bell MT"/>
+        </w:rPr>
+        <w:t xml:space="preserve"> Seminar Series (lead organiser, 2 years, weekly)</w:t>
       </w:r>
       <w:r>
         <w:rPr>
@@ -1606,36 +1740,86 @@
       <w:r>
         <w:rPr>
           <w:rFonts w:ascii="Bell MT" w:hAnsi="Bell MT"/>
-        </w:rPr>
-        <w:t>LSE PhD Studentship 2021-2025</w:t>
-      </w:r>
-    </w:p>
-    <w:p>
-      <w:pPr>
-        <w:spacing w:line="216" w:lineRule="auto"/>
-        <w:rPr>
-          <w:rFonts w:ascii="Bell MT" w:hAnsi="Bell MT"/>
-        </w:rPr>
-      </w:pPr>
-      <w:r>
-        <w:rPr>
-          <w:rFonts w:ascii="Bell MT" w:hAnsi="Bell MT"/>
-        </w:rPr>
-        <w:t>LSE Government Seminar Grant 2022</w:t>
-      </w:r>
-    </w:p>
-    <w:p>
-      <w:pPr>
-        <w:spacing w:line="216" w:lineRule="auto"/>
-        <w:rPr>
-          <w:rFonts w:ascii="Bell MT" w:hAnsi="Bell MT"/>
-        </w:rPr>
-      </w:pPr>
-      <w:r>
-        <w:rPr>
-          <w:rFonts w:ascii="Bell MT" w:hAnsi="Bell MT"/>
-        </w:rPr>
-        <w:t>STICERD Research Grant 2026</w:t>
+          <w:b/>
+          <w:bCs/>
+        </w:rPr>
+        <w:t>2021-2025</w:t>
+      </w:r>
+      <w:r>
+        <w:rPr>
+          <w:rFonts w:ascii="Bell MT" w:hAnsi="Bell MT"/>
+        </w:rPr>
+        <w:t xml:space="preserve"> </w:t>
+      </w:r>
+      <w:r>
+        <w:rPr>
+          <w:rFonts w:ascii="Bell MT" w:hAnsi="Bell MT"/>
+        </w:rPr>
+        <w:t xml:space="preserve">LSE PhD Studentship </w:t>
+      </w:r>
+    </w:p>
+    <w:p>
+      <w:pPr>
+        <w:spacing w:line="216" w:lineRule="auto"/>
+        <w:rPr>
+          <w:rFonts w:ascii="Bell MT" w:hAnsi="Bell MT"/>
+        </w:rPr>
+      </w:pPr>
+      <w:r>
+        <w:rPr>
+          <w:rFonts w:ascii="Bell MT" w:hAnsi="Bell MT"/>
+          <w:b/>
+          <w:bCs/>
+        </w:rPr>
+        <w:t>2022</w:t>
+      </w:r>
+      <w:r>
+        <w:rPr>
+          <w:rFonts w:ascii="Bell MT" w:hAnsi="Bell MT"/>
+          <w:b/>
+          <w:bCs/>
+        </w:rPr>
+        <w:t xml:space="preserve"> </w:t>
+      </w:r>
+      <w:r>
+        <w:rPr>
+          <w:rFonts w:ascii="Bell MT" w:hAnsi="Bell MT"/>
+        </w:rPr>
+        <w:t xml:space="preserve">LSE Government Seminar Grant </w:t>
+      </w:r>
+    </w:p>
+    <w:p>
+      <w:pPr>
+        <w:spacing w:line="216" w:lineRule="auto"/>
+        <w:rPr>
+          <w:rFonts w:ascii="Bell MT" w:hAnsi="Bell MT"/>
+        </w:rPr>
+      </w:pPr>
+      <w:r>
+        <w:rPr>
+          <w:rFonts w:ascii="Bell MT" w:hAnsi="Bell MT"/>
+          <w:b/>
+          <w:bCs/>
+        </w:rPr>
+        <w:t>2026</w:t>
+      </w:r>
+      <w:r>
+        <w:rPr>
+          <w:rFonts w:ascii="Bell MT" w:hAnsi="Bell MT"/>
+        </w:rPr>
+        <w:t xml:space="preserve"> </w:t>
+      </w:r>
+      <w:r>
+        <w:rPr>
+          <w:rFonts w:ascii="Bell MT" w:hAnsi="Bell MT"/>
+        </w:rPr>
+        <w:t>STICERD Research Grant</w:t>
+      </w:r>
+      <w:r>
+        <w:rPr>
+          <w:rFonts w:ascii="Bell MT" w:hAnsi="Bell MT"/>
+        </w:rPr>
+        <w:t>; Programme on Cohesive Capitalism Grant</w:t>
       </w:r>
     </w:p>
     <w:sectPr>

--- a/pdfs/Vicari_CV.docx
+++ b/pdfs/Vicari_CV.docx
@@ -1729,6 +1729,96 @@
         </w:rPr>
         <w:t>GRANTS</w:t>
       </w:r>
+      <w:r>
+        <w:rPr>
+          <w:rFonts w:ascii="Bell MT" w:hAnsi="Bell MT"/>
+          <w:b/>
+          <w:bCs/>
+        </w:rPr>
+        <w:t xml:space="preserve"> AND AWARDS</w:t>
+      </w:r>
+    </w:p>
+    <w:p>
+      <w:pPr>
+        <w:spacing w:line="216" w:lineRule="auto"/>
+        <w:rPr>
+          <w:rFonts w:ascii="Bell MT" w:hAnsi="Bell MT"/>
+        </w:rPr>
+      </w:pPr>
+      <w:r>
+        <w:rPr>
+          <w:rFonts w:ascii="Bell MT" w:hAnsi="Bell MT"/>
+          <w:b/>
+          <w:bCs/>
+        </w:rPr>
+        <w:t>2026</w:t>
+      </w:r>
+      <w:r>
+        <w:rPr>
+          <w:rFonts w:ascii="Bell MT" w:hAnsi="Bell MT"/>
+        </w:rPr>
+        <w:t xml:space="preserve"> STICERD Research Grant; Programme on Cohesive Capitalism Grant</w:t>
+      </w:r>
+    </w:p>
+    <w:p>
+      <w:pPr>
+        <w:spacing w:line="216" w:lineRule="auto"/>
+        <w:rPr>
+          <w:rFonts w:ascii="Bell MT" w:hAnsi="Bell MT"/>
+        </w:rPr>
+      </w:pPr>
+      <w:r>
+        <w:rPr>
+          <w:rFonts w:ascii="Bell MT" w:hAnsi="Bell MT"/>
+          <w:b/>
+          <w:bCs/>
+        </w:rPr>
+        <w:t>2025-2026</w:t>
+      </w:r>
+      <w:r>
+        <w:rPr>
+          <w:rFonts w:ascii="Bell MT" w:hAnsi="Bell MT"/>
+          <w:b/>
+          <w:bCs/>
+        </w:rPr>
+        <w:t xml:space="preserve"> </w:t>
+      </w:r>
+      <w:r>
+        <w:rPr>
+          <w:rFonts w:ascii="Bell MT" w:hAnsi="Bell MT"/>
+        </w:rPr>
+        <w:t>LSE Class Teacher Award</w:t>
+      </w:r>
+    </w:p>
+    <w:p>
+      <w:pPr>
+        <w:spacing w:line="216" w:lineRule="auto"/>
+        <w:rPr>
+          <w:rFonts w:ascii="Bell MT" w:hAnsi="Bell MT"/>
+        </w:rPr>
+      </w:pPr>
+      <w:r>
+        <w:rPr>
+          <w:rFonts w:ascii="Bell MT" w:hAnsi="Bell MT"/>
+          <w:b/>
+          <w:bCs/>
+        </w:rPr>
+        <w:t>2022</w:t>
+      </w:r>
+      <w:r>
+        <w:rPr>
+          <w:rFonts w:ascii="Bell MT" w:hAnsi="Bell MT"/>
+          <w:b/>
+          <w:bCs/>
+        </w:rPr>
+        <w:t xml:space="preserve"> </w:t>
+      </w:r>
+      <w:r>
+        <w:rPr>
+          <w:rFonts w:ascii="Bell MT" w:hAnsi="Bell MT"/>
+        </w:rPr>
+        <w:t>LSE Government Seminar Grant</w:t>
+      </w:r>
     </w:p>
     <w:p>
       <w:pPr>
@@ -1749,77 +1839,7 @@
         <w:rPr>
           <w:rFonts w:ascii="Bell MT" w:hAnsi="Bell MT"/>
         </w:rPr>
-        <w:t xml:space="preserve"> </w:t>
-      </w:r>
-      <w:r>
-        <w:rPr>
-          <w:rFonts w:ascii="Bell MT" w:hAnsi="Bell MT"/>
-        </w:rPr>
-        <w:t xml:space="preserve">LSE PhD Studentship </w:t>
-      </w:r>
-    </w:p>
-    <w:p>
-      <w:pPr>
-        <w:spacing w:line="216" w:lineRule="auto"/>
-        <w:rPr>
-          <w:rFonts w:ascii="Bell MT" w:hAnsi="Bell MT"/>
-        </w:rPr>
-      </w:pPr>
-      <w:r>
-        <w:rPr>
-          <w:rFonts w:ascii="Bell MT" w:hAnsi="Bell MT"/>
-          <w:b/>
-          <w:bCs/>
-        </w:rPr>
-        <w:t>2022</w:t>
-      </w:r>
-      <w:r>
-        <w:rPr>
-          <w:rFonts w:ascii="Bell MT" w:hAnsi="Bell MT"/>
-          <w:b/>
-          <w:bCs/>
-        </w:rPr>
-        <w:t xml:space="preserve"> </w:t>
-      </w:r>
-      <w:r>
-        <w:rPr>
-          <w:rFonts w:ascii="Bell MT" w:hAnsi="Bell MT"/>
-        </w:rPr>
-        <w:t xml:space="preserve">LSE Government Seminar Grant </w:t>
-      </w:r>
-    </w:p>
-    <w:p>
-      <w:pPr>
-        <w:spacing w:line="216" w:lineRule="auto"/>
-        <w:rPr>
-          <w:rFonts w:ascii="Bell MT" w:hAnsi="Bell MT"/>
-        </w:rPr>
-      </w:pPr>
-      <w:r>
-        <w:rPr>
-          <w:rFonts w:ascii="Bell MT" w:hAnsi="Bell MT"/>
-          <w:b/>
-          <w:bCs/>
-        </w:rPr>
-        <w:t>2026</w:t>
-      </w:r>
-      <w:r>
-        <w:rPr>
-          <w:rFonts w:ascii="Bell MT" w:hAnsi="Bell MT"/>
-        </w:rPr>
-        <w:t xml:space="preserve"> </w:t>
-      </w:r>
-      <w:r>
-        <w:rPr>
-          <w:rFonts w:ascii="Bell MT" w:hAnsi="Bell MT"/>
-        </w:rPr>
-        <w:t>STICERD Research Grant</w:t>
-      </w:r>
-      <w:r>
-        <w:rPr>
-          <w:rFonts w:ascii="Bell MT" w:hAnsi="Bell MT"/>
-        </w:rPr>
-        <w:t>; Programme on Cohesive Capitalism Grant</w:t>
+        <w:t xml:space="preserve"> LSE PhD Studentship</w:t>
       </w:r>
     </w:p>
     <w:sectPr>
